--- a/Parcial 1/G6_Informe_Matriz_IREB_AlaSynk.docx
+++ b/Parcial 1/G6_Informe_Matriz_IREB_AlaSynk.docx
@@ -68,7 +68,25 @@
           <w:sz w:val="26"/>
           <w:szCs w:val="26"/>
         </w:rPr>
-        <w:t xml:space="preserve">Departamento: Ciencias de la Computación </w:t>
+        <w:t>Departamento</w:t>
+      </w:r>
+      <w:r>
+        <w:rPr>
+          <w:rFonts w:ascii="Times New Roman" w:eastAsia="Times New Roman" w:hAnsi="Times New Roman" w:cs="Times New Roman"/>
+          <w:b/>
+          <w:sz w:val="26"/>
+          <w:szCs w:val="26"/>
+        </w:rPr>
+        <w:t xml:space="preserve"> de </w:t>
+      </w:r>
+      <w:r>
+        <w:rPr>
+          <w:rFonts w:ascii="Times New Roman" w:eastAsia="Times New Roman" w:hAnsi="Times New Roman" w:cs="Times New Roman"/>
+          <w:b/>
+          <w:sz w:val="26"/>
+          <w:szCs w:val="26"/>
+        </w:rPr>
+        <w:t xml:space="preserve">Ciencias de la Computación </w:t>
       </w:r>
     </w:p>
     <w:p>
@@ -101,7 +119,7 @@
           <w:sz w:val="26"/>
           <w:szCs w:val="26"/>
         </w:rPr>
-        <w:t>Carrera: Ingeniería de Software</w:t>
+        <w:t>Ingeniería de Software</w:t>
       </w:r>
     </w:p>
     <w:p>
@@ -2878,7 +2896,6 @@
               <w:widowControl w:val="0"/>
               <w:spacing w:after="0" w:line="276" w:lineRule="auto"/>
             </w:pPr>
-            <w:proofErr w:type="gramStart"/>
             <w:r>
               <w:rPr>
                 <w:b/>
@@ -2887,7 +2904,6 @@
               </w:rPr>
               <w:t>PORCENTAJE :</w:t>
             </w:r>
-            <w:proofErr w:type="gramEnd"/>
           </w:p>
         </w:tc>
         <w:tc>
@@ -3927,7 +3943,6 @@
               <w:widowControl w:val="0"/>
               <w:spacing w:after="0" w:line="276" w:lineRule="auto"/>
             </w:pPr>
-            <w:proofErr w:type="gramStart"/>
             <w:r>
               <w:rPr>
                 <w:b/>
@@ -3936,7 +3951,6 @@
               </w:rPr>
               <w:t>PORCENTAJE :</w:t>
             </w:r>
-            <w:proofErr w:type="gramEnd"/>
           </w:p>
         </w:tc>
         <w:tc>
@@ -4725,7 +4739,6 @@
               <w:widowControl w:val="0"/>
               <w:spacing w:after="0" w:line="276" w:lineRule="auto"/>
             </w:pPr>
-            <w:proofErr w:type="gramStart"/>
             <w:r>
               <w:rPr>
                 <w:b/>
@@ -4734,7 +4747,6 @@
               </w:rPr>
               <w:t>PORCENTAJE :</w:t>
             </w:r>
-            <w:proofErr w:type="gramEnd"/>
           </w:p>
         </w:tc>
         <w:tc>
@@ -6407,7 +6419,6 @@
               <w:widowControl w:val="0"/>
               <w:spacing w:after="0" w:line="276" w:lineRule="auto"/>
             </w:pPr>
-            <w:proofErr w:type="gramStart"/>
             <w:r>
               <w:rPr>
                 <w:b/>
@@ -6416,7 +6427,6 @@
               </w:rPr>
               <w:t>PORCENTAJE :</w:t>
             </w:r>
-            <w:proofErr w:type="gramEnd"/>
           </w:p>
         </w:tc>
         <w:tc>
@@ -7458,7 +7468,6 @@
               <w:widowControl w:val="0"/>
               <w:spacing w:after="0" w:line="276" w:lineRule="auto"/>
             </w:pPr>
-            <w:proofErr w:type="gramStart"/>
             <w:r>
               <w:rPr>
                 <w:b/>
@@ -7467,7 +7476,6 @@
               </w:rPr>
               <w:t>PORCENTAJE :</w:t>
             </w:r>
-            <w:proofErr w:type="gramEnd"/>
           </w:p>
         </w:tc>
         <w:tc>
@@ -8256,7 +8264,6 @@
               <w:widowControl w:val="0"/>
               <w:spacing w:after="0" w:line="276" w:lineRule="auto"/>
             </w:pPr>
-            <w:proofErr w:type="gramStart"/>
             <w:r>
               <w:rPr>
                 <w:b/>
@@ -8265,7 +8272,6 @@
               </w:rPr>
               <w:t>PORCENTAJE :</w:t>
             </w:r>
-            <w:proofErr w:type="gramEnd"/>
           </w:p>
         </w:tc>
         <w:tc>
@@ -9938,7 +9944,6 @@
               <w:widowControl w:val="0"/>
               <w:spacing w:after="0" w:line="276" w:lineRule="auto"/>
             </w:pPr>
-            <w:proofErr w:type="gramStart"/>
             <w:r>
               <w:rPr>
                 <w:b/>
@@ -9947,7 +9952,6 @@
               </w:rPr>
               <w:t>PORCENTAJE :</w:t>
             </w:r>
-            <w:proofErr w:type="gramEnd"/>
           </w:p>
         </w:tc>
         <w:tc>
@@ -10988,7 +10992,6 @@
               <w:widowControl w:val="0"/>
               <w:spacing w:after="0" w:line="276" w:lineRule="auto"/>
             </w:pPr>
-            <w:proofErr w:type="gramStart"/>
             <w:r>
               <w:rPr>
                 <w:b/>
@@ -10997,7 +11000,6 @@
               </w:rPr>
               <w:t>PORCENTAJE :</w:t>
             </w:r>
-            <w:proofErr w:type="gramEnd"/>
           </w:p>
         </w:tc>
         <w:tc>
@@ -11787,7 +11789,6 @@
               <w:widowControl w:val="0"/>
               <w:spacing w:after="0" w:line="276" w:lineRule="auto"/>
             </w:pPr>
-            <w:proofErr w:type="gramStart"/>
             <w:r>
               <w:rPr>
                 <w:b/>
@@ -11796,7 +11797,6 @@
               </w:rPr>
               <w:t>PORCENTAJE :</w:t>
             </w:r>
-            <w:proofErr w:type="gramEnd"/>
           </w:p>
         </w:tc>
         <w:tc>
